--- a/docs/SOL FLOR Methods Draft_AQ_06-16-26.docx
+++ b/docs/SOL FLOR Methods Draft_AQ_06-16-26.docx
@@ -1,6 +1,6 @@
 
 <file path=word/document.xml><?xml version="1.0" encoding="utf-8"?>
-<w:document xmlns:wpc="http://schemas.microsoft.com/office/word/2010/wordprocessingCanvas" xmlns:cx="http://schemas.microsoft.com/office/drawing/2014/chartex" xmlns:cx1="http://schemas.microsoft.com/office/drawing/2015/9/8/chartex" xmlns:cx2="http://schemas.microsoft.com/office/drawing/2015/10/21/chartex" xmlns:cx3="http://schemas.microsoft.com/office/drawing/2016/5/9/chartex" xmlns:cx4="http://schemas.microsoft.com/office/drawing/2016/5/10/chartex" xmlns:cx5="http://schemas.microsoft.com/office/drawing/2016/5/11/chartex" xmlns:cx6="http://schemas.microsoft.com/office/drawing/2016/5/12/chartex" xmlns:cx7="http://schemas.microsoft.com/office/drawing/2016/5/13/chartex" xmlns:cx8="http://schemas.microsoft.com/office/drawing/2016/5/14/chartex" xmlns:mc="http://schemas.openxmlformats.org/markup-compatibility/2006" xmlns:aink="http://schemas.microsoft.com/office/drawing/2016/ink" xmlns:am3d="http://schemas.microsoft.com/office/drawing/2017/model3d" xmlns:o="urn:schemas-microsoft-com:office:office" xmlns:oel="http://schemas.microsoft.com/office/2019/extlst" xmlns:r="http://schemas.openxmlformats.org/officeDocument/2006/relationships" xmlns:m="http://schemas.openxmlformats.org/officeDocument/2006/math" xmlns:v="urn:schemas-microsoft-com:vml" xmlns:wp14="http://schemas.microsoft.com/office/word/2010/wordprocessingDrawing" xmlns:wp="http://schemas.openxmlformats.org/drawingml/2006/wordprocessingDrawing" xmlns:w10="urn:schemas-microsoft-com:office:word" xmlns:w="http://schemas.openxmlformats.org/wordprocessingml/2006/main" xmlns:w14="http://schemas.microsoft.com/office/word/2010/wordml" xmlns:w15="http://schemas.microsoft.com/office/word/2012/wordml" xmlns:w16cex="http://schemas.microsoft.com/office/word/2018/wordml/cex" xmlns:w16cid="http://schemas.microsoft.com/office/word/2016/wordml/cid" xmlns:w16="http://schemas.microsoft.com/office/word/2018/wordml" xmlns:w16du="http://schemas.microsoft.com/office/word/2023/wordml/word16du" xmlns:w16sdtdh="http://schemas.microsoft.com/office/word/2020/wordml/sdtdatahash" xmlns:w16sdtfl="http://schemas.microsoft.com/office/word/2024/wordml/sdtformatlock" xmlns:w16se="http://schemas.microsoft.com/office/word/2015/wordml/symex" xmlns:wpg="http://schemas.microsoft.com/office/word/2010/wordprocessingGroup" xmlns:wpi="http://schemas.microsoft.com/office/word/2010/wordprocessingInk" xmlns:wne="http://schemas.microsoft.com/office/word/2006/wordml" xmlns:wps="http://schemas.microsoft.com/office/word/2010/wordprocessingShape" mc:Ignorable="w14 w15 w16se w16cid w16 w16cex w16sdtdh w16sdtfl w16du wp14">
+<w:document xmlns:wpc="http://schemas.microsoft.com/office/word/2010/wordprocessingCanvas" xmlns:cx="http://schemas.microsoft.com/office/drawing/2014/chartex" xmlns:cx1="http://schemas.microsoft.com/office/drawing/2015/9/8/chartex" xmlns:cx2="http://schemas.microsoft.com/office/drawing/2015/10/21/chartex" xmlns:cx3="http://schemas.microsoft.com/office/drawing/2016/5/9/chartex" xmlns:cx4="http://schemas.microsoft.com/office/drawing/2016/5/10/chartex" xmlns:cx5="http://schemas.microsoft.com/office/drawing/2016/5/11/chartex" xmlns:cx6="http://schemas.microsoft.com/office/drawing/2016/5/12/chartex" xmlns:cx7="http://schemas.microsoft.com/office/drawing/2016/5/13/chartex" xmlns:cx8="http://schemas.microsoft.com/office/drawing/2016/5/14/chartex" xmlns:mc="http://schemas.openxmlformats.org/markup-compatibility/2006" xmlns:m="http://schemas.openxmlformats.org/officeDocument/2006/math" xmlns:aink="http://schemas.microsoft.com/office/drawing/2016/ink" xmlns:am3d="http://schemas.microsoft.com/office/drawing/2017/model3d" xmlns:oel="http://schemas.microsoft.com/office/2019/extlst" xmlns:r="http://schemas.openxmlformats.org/officeDocument/2006/relationships" xmlns:wp14="http://schemas.microsoft.com/office/word/2010/wordprocessingDrawing" xmlns:wp="http://schemas.openxmlformats.org/drawingml/2006/wordprocessingDrawing" xmlns:wpg="http://schemas.microsoft.com/office/word/2010/wordprocessingGroup" xmlns:wpi="http://schemas.microsoft.com/office/word/2010/wordprocessingInk" xmlns:wps="http://schemas.microsoft.com/office/word/2010/wordprocessingShape" xmlns:o="urn:schemas-microsoft-com:office:office" xmlns:v="urn:schemas-microsoft-com:vml" xmlns:w10="urn:schemas-microsoft-com:office:word" xmlns:w="http://schemas.openxmlformats.org/wordprocessingml/2006/main" xmlns:w14="http://schemas.microsoft.com/office/word/2010/wordml" xmlns:w15="http://schemas.microsoft.com/office/word/2012/wordml" xmlns:w16cex="http://schemas.microsoft.com/office/word/2018/wordml/cex" xmlns:w16cid="http://schemas.microsoft.com/office/word/2016/wordml/cid" xmlns:w16="http://schemas.microsoft.com/office/word/2018/wordml" xmlns:w16sdtdh="http://schemas.microsoft.com/office/word/2020/wordml/sdtdatahash" xmlns:w16sdtfl="http://schemas.microsoft.com/office/word/2024/wordml/sdtformatlock" xmlns:w16se="http://schemas.microsoft.com/office/word/2015/wordml/symex" xmlns:w16du="http://schemas.microsoft.com/office/word/2023/wordml/word16du" xmlns:wne="http://schemas.microsoft.com/office/word/2006/wordml" mc:Ignorable="w14 w15 w16se w16cid w16 w16cex w16sdtdh w16sdtfl w16du wp14">
   <w:body>
     <w:p>
       <w:pPr>
@@ -390,7 +390,29 @@
           <w:szCs w:val="22"/>
           <w14:ligatures w14:val="standardContextual"/>
         </w:rPr>
-        <w:t>hi-square tests and one-way ANOVAs were used to compare group distributions. The sampling design was not considered during the analysis given the</w:t>
+        <w:t xml:space="preserve">hi-square tests and one-way ANOVAs were used to compare group distributions. The sampling design was not considered during </w:t>
+      </w:r>
+      <w:r>
+        <w:rPr>
+          <w:rFonts w:ascii="Arial" w:eastAsiaTheme="minorHAnsi" w:hAnsi="Arial" w:cs="Arial"/>
+          <w:color w:val="3B3B3B"/>
+          <w:kern w:val="2"/>
+          <w:sz w:val="22"/>
+          <w:szCs w:val="22"/>
+          <w14:ligatures w14:val="standardContextual"/>
+        </w:rPr>
+        <w:t>this and any subsequent</w:t>
+      </w:r>
+      <w:r>
+        <w:rPr>
+          <w:rFonts w:ascii="Arial" w:eastAsiaTheme="minorHAnsi" w:hAnsi="Arial" w:cs="Arial"/>
+          <w:color w:val="3B3B3B"/>
+          <w:kern w:val="2"/>
+          <w:sz w:val="22"/>
+          <w:szCs w:val="22"/>
+          <w14:ligatures w14:val="standardContextual"/>
+        </w:rPr>
+        <w:t xml:space="preserve"> analysis given the</w:t>
       </w:r>
       <w:r>
         <w:rPr>
@@ -599,7 +621,29 @@
           <w:szCs w:val="22"/>
           <w14:ligatures w14:val="standardContextual"/>
         </w:rPr>
-        <w:t xml:space="preserve">Maternal preconception socio-behavioral predictors were </w:t>
+        <w:t xml:space="preserve">Maternal preconception socio-behavioral </w:t>
+      </w:r>
+      <w:r>
+        <w:rPr>
+          <w:rFonts w:ascii="Arial" w:eastAsiaTheme="minorHAnsi" w:hAnsi="Arial" w:cs="Arial"/>
+          <w:color w:val="3B3B3B"/>
+          <w:kern w:val="2"/>
+          <w:sz w:val="22"/>
+          <w:szCs w:val="22"/>
+          <w14:ligatures w14:val="standardContextual"/>
+        </w:rPr>
+        <w:t>covariates</w:t>
+      </w:r>
+      <w:r>
+        <w:rPr>
+          <w:rFonts w:ascii="Arial" w:eastAsiaTheme="minorHAnsi" w:hAnsi="Arial" w:cs="Arial"/>
+          <w:color w:val="3B3B3B"/>
+          <w:kern w:val="2"/>
+          <w:sz w:val="22"/>
+          <w:szCs w:val="22"/>
+          <w14:ligatures w14:val="standardContextual"/>
+        </w:rPr>
+        <w:t xml:space="preserve"> were </w:t>
       </w:r>
       <w:r>
         <w:rPr>
@@ -665,43 +709,7 @@
           <w:szCs w:val="22"/>
           <w14:ligatures w14:val="standardContextual"/>
         </w:rPr>
-        <w:t xml:space="preserve">: (1) </w:t>
-      </w:r>
-      <w:commentRangeStart w:id="0"/>
-      <w:r>
-        <w:rPr>
-          <w:rFonts w:ascii="Arial" w:eastAsiaTheme="minorHAnsi" w:hAnsi="Arial" w:cs="Arial"/>
-          <w:color w:val="3B3B3B"/>
-          <w:kern w:val="2"/>
-          <w:sz w:val="22"/>
-          <w:szCs w:val="22"/>
-          <w14:ligatures w14:val="standardContextual"/>
-        </w:rPr>
-        <w:t>sociodemographic and acculturation characteristics</w:t>
-      </w:r>
-      <w:commentRangeEnd w:id="0"/>
-      <w:r>
-        <w:rPr>
-          <w:rStyle w:val="CommentReference"/>
-          <w:rFonts w:ascii="Arial" w:eastAsiaTheme="minorHAnsi" w:hAnsi="Arial" w:cs="Arial"/>
-          <w:color w:val="3B3B3B"/>
-          <w:kern w:val="2"/>
-          <w:sz w:val="22"/>
-          <w:szCs w:val="22"/>
-          <w14:ligatures w14:val="standardContextual"/>
-        </w:rPr>
-        <w:commentReference w:id="0"/>
-      </w:r>
-      <w:r>
-        <w:rPr>
-          <w:rFonts w:ascii="Arial" w:eastAsiaTheme="minorHAnsi" w:hAnsi="Arial" w:cs="Arial"/>
-          <w:color w:val="3B3B3B"/>
-          <w:kern w:val="2"/>
-          <w:sz w:val="22"/>
-          <w:szCs w:val="22"/>
-          <w14:ligatures w14:val="standardContextual"/>
-        </w:rPr>
-        <w:t>, including Hispanic/Latino background, maternal age, parity, education, employment, marital status, health insurance, years in the United States</w:t>
+        <w:t>: (1) sociodemographic and acculturation characteristics, including Hispanic/Latino background, maternal age, parity, education, employment, marital status, health insurance, years in the United States</w:t>
       </w:r>
       <w:r>
         <w:rPr>
@@ -723,7 +731,29 @@
           <w:szCs w:val="22"/>
           <w14:ligatures w14:val="standardContextual"/>
         </w:rPr>
-        <w:t xml:space="preserve"> (2) health behaviors, including cigarette use, alcohol use, diet quality (Healthy Eating Index 2010, categorized into tertiles), physical activity (meeting the 2008 Physical Activity Guidelines</w:t>
+        <w:t xml:space="preserve"> (2) health behaviors, including </w:t>
+      </w:r>
+      <w:r>
+        <w:rPr>
+          <w:rFonts w:ascii="Arial" w:eastAsiaTheme="minorHAnsi" w:hAnsi="Arial" w:cs="Arial"/>
+          <w:color w:val="3B3B3B"/>
+          <w:kern w:val="2"/>
+          <w:sz w:val="22"/>
+          <w:szCs w:val="22"/>
+          <w14:ligatures w14:val="standardContextual"/>
+        </w:rPr>
+        <w:t>smoking status</w:t>
+      </w:r>
+      <w:r>
+        <w:rPr>
+          <w:rFonts w:ascii="Arial" w:eastAsiaTheme="minorHAnsi" w:hAnsi="Arial" w:cs="Arial"/>
+          <w:color w:val="3B3B3B"/>
+          <w:kern w:val="2"/>
+          <w:sz w:val="22"/>
+          <w:szCs w:val="22"/>
+          <w14:ligatures w14:val="standardContextual"/>
+        </w:rPr>
+        <w:t>, alcohol use, diet quality (Healthy Eating Index 2010, categorized into tertiles), physical activity (meeting the 2008 Physical Activity Guidelines</w:t>
       </w:r>
       <w:r>
         <w:rPr>
@@ -745,7 +775,7 @@
           <w:szCs w:val="22"/>
           <w14:ligatures w14:val="standardContextual"/>
         </w:rPr>
-        <w:t>using</w:t>
+        <w:t>based on</w:t>
       </w:r>
       <w:r>
         <w:rPr>
@@ -767,7 +797,7 @@
           <w:szCs w:val="22"/>
           <w14:ligatures w14:val="standardContextual"/>
         </w:rPr>
-        <w:t xml:space="preserve">), and sleep duration; and (3) mental health, </w:t>
+        <w:t xml:space="preserve">), and sleep duration; and (3) mental </w:t>
       </w:r>
       <w:r>
         <w:rPr>
@@ -779,7 +809,7 @@
           <w14:ligatures w14:val="standardContextual"/>
         </w:rPr>
         <w:lastRenderedPageBreak/>
-        <w:t xml:space="preserve">including </w:t>
+        <w:t xml:space="preserve">health, including </w:t>
       </w:r>
       <w:r>
         <w:rPr>
@@ -801,7 +831,29 @@
           <w:szCs w:val="22"/>
           <w14:ligatures w14:val="standardContextual"/>
         </w:rPr>
-        <w:t>depressive symptoms (CESD-10) and anxiety symptoms (STAI-10). The child's BMI PRS was included as an additional predictor to account for genetic predisposition to adiposity</w:t>
+        <w:t xml:space="preserve">depressive symptoms (CESD-10) and anxiety symptoms (STAI-10). The child's BMI PRS was included as an additional </w:t>
+      </w:r>
+      <w:r>
+        <w:rPr>
+          <w:rFonts w:ascii="Arial" w:eastAsiaTheme="minorHAnsi" w:hAnsi="Arial" w:cs="Arial"/>
+          <w:color w:val="3B3B3B"/>
+          <w:kern w:val="2"/>
+          <w:sz w:val="22"/>
+          <w:szCs w:val="22"/>
+          <w14:ligatures w14:val="standardContextual"/>
+        </w:rPr>
+        <w:t>covariate</w:t>
+      </w:r>
+      <w:r>
+        <w:rPr>
+          <w:rFonts w:ascii="Arial" w:eastAsiaTheme="minorHAnsi" w:hAnsi="Arial" w:cs="Arial"/>
+          <w:color w:val="3B3B3B"/>
+          <w:kern w:val="2"/>
+          <w:sz w:val="22"/>
+          <w:szCs w:val="22"/>
+          <w14:ligatures w14:val="standardContextual"/>
+        </w:rPr>
+        <w:t xml:space="preserve"> to account for genetic predisposition to adiposity</w:t>
       </w:r>
       <w:r>
         <w:rPr>
@@ -824,6 +876,17 @@
           <w14:ligatures w14:val="standardContextual"/>
         </w:rPr>
         <w:t>All models were adjusted for field center and the time elapsed between the HCHS/SOL baseline and FLOR visits.</w:t>
+      </w:r>
+      <w:r>
+        <w:rPr>
+          <w:rFonts w:ascii="Arial" w:eastAsiaTheme="minorHAnsi" w:hAnsi="Arial" w:cs="Arial"/>
+          <w:color w:val="3B3B3B"/>
+          <w:kern w:val="2"/>
+          <w:sz w:val="22"/>
+          <w:szCs w:val="22"/>
+          <w14:ligatures w14:val="standardContextual"/>
+        </w:rPr>
+        <w:t xml:space="preserve"> </w:t>
       </w:r>
     </w:p>
     <w:p>
@@ -949,6 +1012,7 @@
         </w:rPr>
         <w:t xml:space="preserve">(FCS) </w:t>
       </w:r>
+      <w:commentRangeStart w:id="0"/>
       <w:r>
         <w:rPr>
           <w:rFonts w:ascii="Arial" w:eastAsiaTheme="minorHAnsi" w:hAnsi="Arial" w:cs="Arial"/>
@@ -960,59 +1024,18 @@
         </w:rPr>
         <w:t>approach</w:t>
       </w:r>
-      <w:r>
-        <w:rPr>
-          <w:rFonts w:ascii="Arial" w:eastAsiaTheme="minorHAnsi" w:hAnsi="Arial" w:cs="Arial"/>
-          <w:color w:val="3B3B3B"/>
-          <w:kern w:val="2"/>
-          <w:sz w:val="22"/>
-          <w:szCs w:val="22"/>
-          <w14:ligatures w14:val="standardContextual"/>
-        </w:rPr>
-        <w:fldChar w:fldCharType="begin"/>
-      </w:r>
-      <w:r>
-        <w:rPr>
-          <w:rFonts w:ascii="Arial" w:eastAsiaTheme="minorHAnsi" w:hAnsi="Arial" w:cs="Arial"/>
-          <w:color w:val="3B3B3B"/>
-          <w:kern w:val="2"/>
-          <w:sz w:val="22"/>
-          <w:szCs w:val="22"/>
-          <w14:ligatures w14:val="standardContextual"/>
-        </w:rPr>
-        <w:instrText xml:space="preserve"> ADDIN ZOTERO_ITEM CSL_CITATION {"citationID":"EzhT1An1","properties":{"unsorted":false,"formattedCitation":"\\super 1\\nosupersub{}","plainCitation":"1","noteIndex":0},"citationItems":[{"id":602,"uris":["http://zotero.org/users/11039306/items/YDDWB6JQ"],"itemData":{"id":602,"type":"article-journal","container-title":"Survey methodology","issue":"1","page":"85–96","title":"A multivariate technique for multiply imputing missing values using a sequence of regression models","volume":"27","author":[{"family":"Raghunathan","given":"Trivellore E"},{"family":"Lepkowski","given":"James M"},{"family":"Van Hoewyk","given":"John"},{"family":"Solenberger","given":"Peter"},{"literal":"others"}],"issued":{"date-parts":[["2001"]]}}}],"schema":"https://github.com/citation-style-language/schema/raw/master/csl-citation.json"} </w:instrText>
-      </w:r>
-      <w:r>
-        <w:rPr>
-          <w:rFonts w:ascii="Arial" w:eastAsiaTheme="minorHAnsi" w:hAnsi="Arial" w:cs="Arial"/>
-          <w:color w:val="3B3B3B"/>
-          <w:kern w:val="2"/>
-          <w:sz w:val="22"/>
-          <w:szCs w:val="22"/>
-          <w14:ligatures w14:val="standardContextual"/>
-        </w:rPr>
-        <w:fldChar w:fldCharType="separate"/>
-      </w:r>
-      <w:r>
-        <w:rPr>
-          <w:rFonts w:ascii="Arial" w:hAnsi="Arial" w:cs="Arial"/>
-          <w:color w:val="000000"/>
-          <w:sz w:val="22"/>
-          <w:szCs w:val="22"/>
-          <w:vertAlign w:val="superscript"/>
-        </w:rPr>
-        <w:t>1</w:t>
-      </w:r>
-      <w:r>
-        <w:rPr>
-          <w:rFonts w:ascii="Arial" w:eastAsiaTheme="minorHAnsi" w:hAnsi="Arial" w:cs="Arial"/>
-          <w:color w:val="3B3B3B"/>
-          <w:kern w:val="2"/>
-          <w:sz w:val="22"/>
-          <w:szCs w:val="22"/>
-          <w14:ligatures w14:val="standardContextual"/>
-        </w:rPr>
-        <w:fldChar w:fldCharType="end"/>
+      <w:commentRangeEnd w:id="0"/>
+      <w:r>
+        <w:rPr>
+          <w:rStyle w:val="CommentReference"/>
+          <w:rFonts w:ascii="Arial" w:eastAsiaTheme="minorHAnsi" w:hAnsi="Arial" w:cs="Arial"/>
+          <w:color w:val="3B3B3B"/>
+          <w:kern w:val="2"/>
+          <w:sz w:val="22"/>
+          <w:szCs w:val="22"/>
+          <w14:ligatures w14:val="standardContextual"/>
+        </w:rPr>
+        <w:commentReference w:id="0"/>
       </w:r>
       <w:r>
         <w:rPr>
@@ -1045,7 +1068,29 @@
           <w:szCs w:val="22"/>
           <w14:ligatures w14:val="standardContextual"/>
         </w:rPr>
-        <w:t xml:space="preserve"> study covariates. Continuous variables were imputed using linear regression; binary variables using logistic regression; and nominal or ordinal variables using polytomous logistic regression. Raw child anthropometric measurements and BMI were not imputed.</w:t>
+        <w:t xml:space="preserve"> study covariates. Continuous variables were imputed using linear regression; binary variables using logistic regression; and nominal or ordinal variables using polytomous logistic regression.</w:t>
+      </w:r>
+      <w:r>
+        <w:rPr>
+          <w:rFonts w:ascii="Arial" w:eastAsiaTheme="minorHAnsi" w:hAnsi="Arial" w:cs="Arial"/>
+          <w:color w:val="3B3B3B"/>
+          <w:kern w:val="2"/>
+          <w:sz w:val="22"/>
+          <w:szCs w:val="22"/>
+          <w14:ligatures w14:val="standardContextual"/>
+        </w:rPr>
+        <w:t xml:space="preserve"> C</w:t>
+      </w:r>
+      <w:r>
+        <w:rPr>
+          <w:rFonts w:ascii="Arial" w:eastAsiaTheme="minorHAnsi" w:hAnsi="Arial" w:cs="Arial"/>
+          <w:color w:val="3B3B3B"/>
+          <w:kern w:val="2"/>
+          <w:sz w:val="22"/>
+          <w:szCs w:val="22"/>
+          <w14:ligatures w14:val="standardContextual"/>
+        </w:rPr>
+        <w:t>hild anthropometric measurements and BMI were not imputed.</w:t>
       </w:r>
     </w:p>
     <w:p>
@@ -1070,72 +1115,109 @@
           <w:szCs w:val="22"/>
           <w14:ligatures w14:val="standardContextual"/>
         </w:rPr>
-        <w:t>Associations between maternal preconception socio-behavioral factors and each child weight outcome were estimated from generalized linear models fit separately within each imputed dataset and pooled using Rubin's rules</w:t>
-      </w:r>
-      <w:r>
-        <w:rPr>
-          <w:rFonts w:ascii="Arial" w:eastAsiaTheme="minorHAnsi" w:hAnsi="Arial" w:cs="Arial"/>
-          <w:color w:val="3B3B3B"/>
-          <w:kern w:val="2"/>
-          <w:sz w:val="22"/>
-          <w:szCs w:val="22"/>
-          <w14:ligatures w14:val="standardContextual"/>
-        </w:rPr>
-        <w:fldChar w:fldCharType="begin"/>
-      </w:r>
-      <w:r>
-        <w:rPr>
-          <w:rFonts w:ascii="Arial" w:eastAsiaTheme="minorHAnsi" w:hAnsi="Arial" w:cs="Arial"/>
-          <w:color w:val="3B3B3B"/>
-          <w:kern w:val="2"/>
-          <w:sz w:val="22"/>
-          <w:szCs w:val="22"/>
-          <w14:ligatures w14:val="standardContextual"/>
-        </w:rPr>
-        <w:instrText xml:space="preserve"> ADDIN ZOTERO_ITEM CSL_CITATION {"citationID":"W3BebL60","properties":{"unsorted":false,"formattedCitation":"\\super 2\\nosupersub{}","plainCitation":"2","noteIndex":0},"citationItems":[{"id":579,"uris":["http://zotero.org/users/11039306/items/W4DH7RP5"],"itemData":{"id":579,"type":"book","DOI":"10.1002/9780470316696","publisher":"John Wiley &amp; Sons","publisher-place":"New York","title":"Multiple Imputation for Nonresponse in Surveys","author":[{"family":"Rubin","given":"Donald B."}],"issued":{"date-parts":[["1987"]]}}}],"schema":"https://github.com/citation-style-language/schema/raw/master/csl-citation.json"} </w:instrText>
-      </w:r>
-      <w:r>
-        <w:rPr>
-          <w:rFonts w:ascii="Arial" w:eastAsiaTheme="minorHAnsi" w:hAnsi="Arial" w:cs="Arial"/>
-          <w:color w:val="3B3B3B"/>
-          <w:kern w:val="2"/>
-          <w:sz w:val="22"/>
-          <w:szCs w:val="22"/>
-          <w14:ligatures w14:val="standardContextual"/>
-        </w:rPr>
-        <w:fldChar w:fldCharType="separate"/>
-      </w:r>
-      <w:r>
-        <w:rPr>
-          <w:rFonts w:ascii="Arial" w:hAnsi="Arial" w:cs="Arial"/>
-          <w:color w:val="000000"/>
-          <w:sz w:val="22"/>
-          <w:szCs w:val="22"/>
-          <w:vertAlign w:val="superscript"/>
-        </w:rPr>
-        <w:t>2</w:t>
-      </w:r>
-      <w:r>
-        <w:rPr>
-          <w:rFonts w:ascii="Arial" w:eastAsiaTheme="minorHAnsi" w:hAnsi="Arial" w:cs="Arial"/>
-          <w:color w:val="3B3B3B"/>
-          <w:kern w:val="2"/>
-          <w:sz w:val="22"/>
-          <w:szCs w:val="22"/>
-          <w14:ligatures w14:val="standardContextual"/>
-        </w:rPr>
-        <w:fldChar w:fldCharType="end"/>
-      </w:r>
-      <w:r>
-        <w:rPr>
-          <w:rFonts w:ascii="Arial" w:eastAsiaTheme="minorHAnsi" w:hAnsi="Arial" w:cs="Arial"/>
-          <w:color w:val="3B3B3B"/>
-          <w:kern w:val="2"/>
-          <w:sz w:val="22"/>
-          <w:szCs w:val="22"/>
-          <w14:ligatures w14:val="standardContextual"/>
-        </w:rPr>
-        <w:t>. Four nested models were built: Model 1 included sociodemographic and acculturation predictors; Model 2 added health behavior predictors; Model 3 further added mental health predictors; and Model 4 added the child's BMI polygenic risk score.</w:t>
+        <w:t xml:space="preserve">Associations between maternal preconception socio-behavioral factors and each child weight outcome were estimated from generalized linear models fit separately within each imputed dataset and pooled using </w:t>
+      </w:r>
+      <w:commentRangeStart w:id="1"/>
+      <w:r>
+        <w:rPr>
+          <w:rFonts w:ascii="Arial" w:eastAsiaTheme="minorHAnsi" w:hAnsi="Arial" w:cs="Arial"/>
+          <w:color w:val="3B3B3B"/>
+          <w:kern w:val="2"/>
+          <w:sz w:val="22"/>
+          <w:szCs w:val="22"/>
+          <w14:ligatures w14:val="standardContextual"/>
+        </w:rPr>
+        <w:t>Rubin's rules</w:t>
+      </w:r>
+      <w:commentRangeEnd w:id="1"/>
+      <w:r>
+        <w:rPr>
+          <w:rStyle w:val="CommentReference"/>
+          <w:rFonts w:ascii="Arial" w:eastAsiaTheme="minorHAnsi" w:hAnsi="Arial" w:cs="Arial"/>
+          <w:color w:val="3B3B3B"/>
+          <w:kern w:val="2"/>
+          <w:sz w:val="22"/>
+          <w:szCs w:val="22"/>
+          <w14:ligatures w14:val="standardContextual"/>
+        </w:rPr>
+        <w:commentReference w:id="1"/>
+      </w:r>
+      <w:r>
+        <w:rPr>
+          <w:rFonts w:ascii="Arial" w:eastAsiaTheme="minorHAnsi" w:hAnsi="Arial" w:cs="Arial"/>
+          <w:color w:val="3B3B3B"/>
+          <w:kern w:val="2"/>
+          <w:sz w:val="22"/>
+          <w:szCs w:val="22"/>
+          <w14:ligatures w14:val="standardContextual"/>
+        </w:rPr>
+        <w:t xml:space="preserve">. Four nested models were built: Model 1 included sociodemographic and acculturation </w:t>
+      </w:r>
+      <w:r>
+        <w:rPr>
+          <w:rFonts w:ascii="Arial" w:eastAsiaTheme="minorHAnsi" w:hAnsi="Arial" w:cs="Arial"/>
+          <w:color w:val="3B3B3B"/>
+          <w:kern w:val="2"/>
+          <w:sz w:val="22"/>
+          <w:szCs w:val="22"/>
+          <w14:ligatures w14:val="standardContextual"/>
+        </w:rPr>
+        <w:t>covariates</w:t>
+      </w:r>
+      <w:r>
+        <w:rPr>
+          <w:rFonts w:ascii="Arial" w:eastAsiaTheme="minorHAnsi" w:hAnsi="Arial" w:cs="Arial"/>
+          <w:color w:val="3B3B3B"/>
+          <w:kern w:val="2"/>
+          <w:sz w:val="22"/>
+          <w:szCs w:val="22"/>
+          <w14:ligatures w14:val="standardContextual"/>
+        </w:rPr>
+        <w:t xml:space="preserve">; Model 2 added health behavior </w:t>
+      </w:r>
+      <w:r>
+        <w:rPr>
+          <w:rFonts w:ascii="Arial" w:eastAsiaTheme="minorHAnsi" w:hAnsi="Arial" w:cs="Arial"/>
+          <w:color w:val="3B3B3B"/>
+          <w:kern w:val="2"/>
+          <w:sz w:val="22"/>
+          <w:szCs w:val="22"/>
+          <w14:ligatures w14:val="standardContextual"/>
+        </w:rPr>
+        <w:t>covariates</w:t>
+      </w:r>
+      <w:r>
+        <w:rPr>
+          <w:rFonts w:ascii="Arial" w:eastAsiaTheme="minorHAnsi" w:hAnsi="Arial" w:cs="Arial"/>
+          <w:color w:val="3B3B3B"/>
+          <w:kern w:val="2"/>
+          <w:sz w:val="22"/>
+          <w:szCs w:val="22"/>
+          <w14:ligatures w14:val="standardContextual"/>
+        </w:rPr>
+        <w:t xml:space="preserve">; Model 3 further added mental health </w:t>
+      </w:r>
+      <w:r>
+        <w:rPr>
+          <w:rFonts w:ascii="Arial" w:eastAsiaTheme="minorHAnsi" w:hAnsi="Arial" w:cs="Arial"/>
+          <w:color w:val="3B3B3B"/>
+          <w:kern w:val="2"/>
+          <w:sz w:val="22"/>
+          <w:szCs w:val="22"/>
+          <w14:ligatures w14:val="standardContextual"/>
+        </w:rPr>
+        <w:t>covariates</w:t>
+      </w:r>
+      <w:r>
+        <w:rPr>
+          <w:rFonts w:ascii="Arial" w:eastAsiaTheme="minorHAnsi" w:hAnsi="Arial" w:cs="Arial"/>
+          <w:color w:val="3B3B3B"/>
+          <w:kern w:val="2"/>
+          <w:sz w:val="22"/>
+          <w:szCs w:val="22"/>
+          <w14:ligatures w14:val="standardContextual"/>
+        </w:rPr>
+        <w:t>; and Model 4 added the child's BMI polygenic risk score.</w:t>
       </w:r>
     </w:p>
     <w:p>
@@ -1160,19 +1242,73 @@
           <w:szCs w:val="22"/>
           <w14:ligatures w14:val="standardContextual"/>
         </w:rPr>
-        <w:t xml:space="preserve">For continuous outcomes (BMI z-score, and birth weight z-score), a normal distribution was assumed and results are reported as regression coefficients (β) and standard errors (SE). The proportion of variance explained by each predictor in the fully adjusted model was quantified using partial R². For the binary outcome, a binomial model was used and results are presented as odds ratios (OR) with 95% confidence intervals (CI). For the three-level BMI category outcome, a multinomial logistic model was fit with normal weight as the reference category. Supplemental analyses repeated all main models in the PRS-complete subset (n = 201) and examined associations with birth weight-for-gestational-age z-score using the same four-model </w:t>
-      </w:r>
-      <w:r>
-        <w:rPr>
-          <w:rFonts w:ascii="Arial" w:eastAsiaTheme="minorHAnsi" w:hAnsi="Arial" w:cs="Arial"/>
-          <w:color w:val="3B3B3B"/>
-          <w:kern w:val="2"/>
-          <w:sz w:val="22"/>
-          <w:szCs w:val="22"/>
-          <w14:ligatures w14:val="standardContextual"/>
-        </w:rPr>
-        <w:lastRenderedPageBreak/>
-        <w:t>structure.</w:t>
+        <w:t xml:space="preserve">For continuous outcomes (BMI z-score, and birth weight z-score), a normal distribution was assumed and results are reported as regression coefficients (β) and standard errors (SE). The proportion of variance explained by each </w:t>
+      </w:r>
+      <w:r>
+        <w:rPr>
+          <w:rFonts w:ascii="Arial" w:eastAsiaTheme="minorHAnsi" w:hAnsi="Arial" w:cs="Arial"/>
+          <w:color w:val="3B3B3B"/>
+          <w:kern w:val="2"/>
+          <w:sz w:val="22"/>
+          <w:szCs w:val="22"/>
+          <w14:ligatures w14:val="standardContextual"/>
+        </w:rPr>
+        <w:t>covariate</w:t>
+      </w:r>
+      <w:r>
+        <w:rPr>
+          <w:rFonts w:ascii="Arial" w:eastAsiaTheme="minorHAnsi" w:hAnsi="Arial" w:cs="Arial"/>
+          <w:color w:val="3B3B3B"/>
+          <w:kern w:val="2"/>
+          <w:sz w:val="22"/>
+          <w:szCs w:val="22"/>
+          <w14:ligatures w14:val="standardContextual"/>
+        </w:rPr>
+        <w:t xml:space="preserve"> in the fully adjusted model was quantified using partial R². For the three-level BMI category outcome, a multinomial logistic model was fit with normal weight as the reference category. Supplemental analyses repeated all </w:t>
+      </w:r>
+      <w:r>
+        <w:rPr>
+          <w:rFonts w:ascii="Arial" w:eastAsiaTheme="minorHAnsi" w:hAnsi="Arial" w:cs="Arial"/>
+          <w:color w:val="3B3B3B"/>
+          <w:kern w:val="2"/>
+          <w:sz w:val="22"/>
+          <w:szCs w:val="22"/>
+          <w14:ligatures w14:val="standardContextual"/>
+        </w:rPr>
+        <w:t>referenced</w:t>
+      </w:r>
+      <w:r>
+        <w:rPr>
+          <w:rFonts w:ascii="Arial" w:eastAsiaTheme="minorHAnsi" w:hAnsi="Arial" w:cs="Arial"/>
+          <w:color w:val="3B3B3B"/>
+          <w:kern w:val="2"/>
+          <w:sz w:val="22"/>
+          <w:szCs w:val="22"/>
+          <w14:ligatures w14:val="standardContextual"/>
+        </w:rPr>
+        <w:t xml:space="preserve"> models in the PRS-complete </w:t>
+      </w:r>
+      <w:r>
+        <w:rPr>
+          <w:rFonts w:ascii="Arial" w:eastAsiaTheme="minorHAnsi" w:hAnsi="Arial" w:cs="Arial"/>
+          <w:color w:val="3B3B3B"/>
+          <w:kern w:val="2"/>
+          <w:sz w:val="22"/>
+          <w:szCs w:val="22"/>
+          <w14:ligatures w14:val="standardContextual"/>
+        </w:rPr>
+        <w:t>dataset</w:t>
+      </w:r>
+      <w:r>
+        <w:rPr>
+          <w:rFonts w:ascii="Arial" w:eastAsiaTheme="minorHAnsi" w:hAnsi="Arial" w:cs="Arial"/>
+          <w:color w:val="3B3B3B"/>
+          <w:kern w:val="2"/>
+          <w:sz w:val="22"/>
+          <w:szCs w:val="22"/>
+          <w14:ligatures w14:val="standardContextual"/>
+        </w:rPr>
+        <w:t xml:space="preserve"> (n = 201).</w:t>
       </w:r>
       <w:r>
         <w:rPr>
@@ -1217,186 +1353,20 @@
           <w14:ligatures w14:val="standardContextual"/>
         </w:rPr>
         <w:t>.</w:t>
-      </w:r>
-    </w:p>
-    <w:p>
-      <w:pPr>
-        <w:pStyle w:val="code-line"/>
-        <w:spacing w:before="0" w:beforeAutospacing="0" w:after="240" w:afterAutospacing="0" w:line="480" w:lineRule="auto"/>
-        <w:rPr>
-          <w:rFonts w:ascii="Arial" w:eastAsiaTheme="minorHAnsi" w:hAnsi="Arial" w:cs="Arial"/>
-          <w:b/>
-          <w:bCs/>
-          <w:color w:val="3B3B3B"/>
-          <w:kern w:val="2"/>
-          <w:sz w:val="22"/>
-          <w:szCs w:val="22"/>
-          <w14:ligatures w14:val="standardContextual"/>
-        </w:rPr>
-      </w:pPr>
-      <w:r>
-        <w:rPr>
-          <w:rFonts w:ascii="Arial" w:eastAsiaTheme="minorHAnsi" w:hAnsi="Arial" w:cs="Arial"/>
-          <w:b/>
-          <w:bCs/>
-          <w:color w:val="3B3B3B"/>
-          <w:kern w:val="2"/>
-          <w:sz w:val="22"/>
-          <w:szCs w:val="22"/>
-          <w14:ligatures w14:val="standardContextual"/>
-        </w:rPr>
-        <w:t>REFERENCES</w:t>
       </w:r>
     </w:p>
     <w:p>
       <w:pPr>
         <w:pStyle w:val="Bibliography"/>
         <w:spacing w:line="480" w:lineRule="auto"/>
+        <w:ind w:left="0" w:firstLine="0"/>
         <w:rPr>
           <w:rFonts w:ascii="Arial" w:hAnsi="Arial" w:cs="Arial"/>
-          <w:color w:val="000000"/>
+          <w:color w:val="3B3B3B"/>
           <w:sz w:val="22"/>
           <w:szCs w:val="22"/>
         </w:rPr>
       </w:pPr>
-      <w:r>
-        <w:rPr>
-          <w:rFonts w:ascii="Arial" w:hAnsi="Arial" w:cs="Arial"/>
-          <w:color w:val="3B3B3B"/>
-          <w:sz w:val="22"/>
-          <w:szCs w:val="22"/>
-        </w:rPr>
-        <w:fldChar w:fldCharType="begin"/>
-      </w:r>
-      <w:r>
-        <w:rPr>
-          <w:rFonts w:ascii="Arial" w:hAnsi="Arial" w:cs="Arial"/>
-          <w:color w:val="3B3B3B"/>
-          <w:sz w:val="22"/>
-          <w:szCs w:val="22"/>
-        </w:rPr>
-        <w:instrText xml:space="preserve"> ADDIN ZOTERO_BIBL {"uncited":[],"omitted":[],"custom":[]} CSL_BIBLIOGRAPHY </w:instrText>
-      </w:r>
-      <w:r>
-        <w:rPr>
-          <w:rFonts w:ascii="Arial" w:hAnsi="Arial" w:cs="Arial"/>
-          <w:color w:val="3B3B3B"/>
-          <w:sz w:val="22"/>
-          <w:szCs w:val="22"/>
-        </w:rPr>
-        <w:fldChar w:fldCharType="separate"/>
-      </w:r>
-      <w:r>
-        <w:rPr>
-          <w:rFonts w:ascii="Arial" w:hAnsi="Arial" w:cs="Arial"/>
-          <w:color w:val="000000"/>
-          <w:sz w:val="22"/>
-          <w:szCs w:val="22"/>
-        </w:rPr>
-        <w:t>1.</w:t>
-      </w:r>
-      <w:r>
-        <w:rPr>
-          <w:rFonts w:ascii="Arial" w:hAnsi="Arial" w:cs="Arial"/>
-          <w:color w:val="000000"/>
-          <w:sz w:val="22"/>
-          <w:szCs w:val="22"/>
-        </w:rPr>
-        <w:tab/>
-        <w:t xml:space="preserve">Raghunathan TE, Lepkowski JM, Van Hoewyk J, Solenberger P, others. A multivariate technique for multiply imputing missing values using a sequence of regression models. </w:t>
-      </w:r>
-      <w:r>
-        <w:rPr>
-          <w:rFonts w:ascii="Arial" w:hAnsi="Arial" w:cs="Arial"/>
-          <w:i/>
-          <w:iCs/>
-          <w:color w:val="000000"/>
-          <w:sz w:val="22"/>
-          <w:szCs w:val="22"/>
-        </w:rPr>
-        <w:t>Surv Methodol</w:t>
-      </w:r>
-      <w:r>
-        <w:rPr>
-          <w:rFonts w:ascii="Arial" w:hAnsi="Arial" w:cs="Arial"/>
-          <w:color w:val="000000"/>
-          <w:sz w:val="22"/>
-          <w:szCs w:val="22"/>
-        </w:rPr>
-        <w:t>. 2001;27(1):85-96.</w:t>
-      </w:r>
-    </w:p>
-    <w:p>
-      <w:pPr>
-        <w:pStyle w:val="Bibliography"/>
-        <w:spacing w:line="480" w:lineRule="auto"/>
-        <w:rPr>
-          <w:rFonts w:ascii="Arial" w:hAnsi="Arial" w:cs="Arial"/>
-          <w:color w:val="000000"/>
-          <w:sz w:val="22"/>
-          <w:szCs w:val="22"/>
-        </w:rPr>
-      </w:pPr>
-      <w:r>
-        <w:rPr>
-          <w:rFonts w:ascii="Arial" w:hAnsi="Arial" w:cs="Arial"/>
-          <w:color w:val="000000"/>
-          <w:sz w:val="22"/>
-          <w:szCs w:val="22"/>
-        </w:rPr>
-        <w:t>2.</w:t>
-      </w:r>
-      <w:r>
-        <w:rPr>
-          <w:rFonts w:ascii="Arial" w:hAnsi="Arial" w:cs="Arial"/>
-          <w:color w:val="000000"/>
-          <w:sz w:val="22"/>
-          <w:szCs w:val="22"/>
-        </w:rPr>
-        <w:tab/>
-        <w:t xml:space="preserve">Rubin DB. </w:t>
-      </w:r>
-      <w:r>
-        <w:rPr>
-          <w:rFonts w:ascii="Arial" w:hAnsi="Arial" w:cs="Arial"/>
-          <w:i/>
-          <w:iCs/>
-          <w:color w:val="000000"/>
-          <w:sz w:val="22"/>
-          <w:szCs w:val="22"/>
-        </w:rPr>
-        <w:t>Multiple Imputation for Nonresponse in Surveys</w:t>
-      </w:r>
-      <w:r>
-        <w:rPr>
-          <w:rFonts w:ascii="Arial" w:hAnsi="Arial" w:cs="Arial"/>
-          <w:color w:val="000000"/>
-          <w:sz w:val="22"/>
-          <w:szCs w:val="22"/>
-        </w:rPr>
-        <w:t>. John Wiley &amp; Sons; 1987. doi:10.1002/9780470316696</w:t>
-      </w:r>
-    </w:p>
-    <w:p>
-      <w:pPr>
-        <w:pStyle w:val="Bibliography"/>
-        <w:spacing w:line="480" w:lineRule="auto"/>
-        <w:rPr>
-          <w:rFonts w:ascii="Arial" w:hAnsi="Arial" w:cs="Arial"/>
-          <w:color w:val="3B3B3B"/>
-          <w:sz w:val="22"/>
-          <w:szCs w:val="22"/>
-        </w:rPr>
-      </w:pPr>
-      <w:r>
-        <w:rPr>
-          <w:rFonts w:ascii="Arial" w:hAnsi="Arial" w:cs="Arial"/>
-          <w:color w:val="3B3B3B"/>
-          <w:sz w:val="22"/>
-          <w:szCs w:val="22"/>
-        </w:rPr>
-        <w:fldChar w:fldCharType="end"/>
-      </w:r>
     </w:p>
     <w:sectPr>
       <w:pgSz w:w="12240" w:h="15840"/>
@@ -1409,8 +1379,8 @@
 </file>
 
 <file path=word/comments.xml><?xml version="1.0" encoding="utf-8"?>
-<w:comments xmlns:wpc="http://schemas.microsoft.com/office/word/2010/wordprocessingCanvas" xmlns:cx="http://schemas.microsoft.com/office/drawing/2014/chartex" xmlns:cx1="http://schemas.microsoft.com/office/drawing/2015/9/8/chartex" xmlns:cx2="http://schemas.microsoft.com/office/drawing/2015/10/21/chartex" xmlns:cx3="http://schemas.microsoft.com/office/drawing/2016/5/9/chartex" xmlns:cx4="http://schemas.microsoft.com/office/drawing/2016/5/10/chartex" xmlns:cx5="http://schemas.microsoft.com/office/drawing/2016/5/11/chartex" xmlns:cx6="http://schemas.microsoft.com/office/drawing/2016/5/12/chartex" xmlns:cx7="http://schemas.microsoft.com/office/drawing/2016/5/13/chartex" xmlns:cx8="http://schemas.microsoft.com/office/drawing/2016/5/14/chartex" xmlns:mc="http://schemas.openxmlformats.org/markup-compatibility/2006" xmlns:aink="http://schemas.microsoft.com/office/drawing/2016/ink" xmlns:am3d="http://schemas.microsoft.com/office/drawing/2017/model3d" xmlns:o="urn:schemas-microsoft-com:office:office" xmlns:oel="http://schemas.microsoft.com/office/2019/extlst" xmlns:r="http://schemas.openxmlformats.org/officeDocument/2006/relationships" xmlns:m="http://schemas.openxmlformats.org/officeDocument/2006/math" xmlns:v="urn:schemas-microsoft-com:vml" xmlns:wp14="http://schemas.microsoft.com/office/word/2010/wordprocessingDrawing" xmlns:wp="http://schemas.openxmlformats.org/drawingml/2006/wordprocessingDrawing" xmlns:w10="urn:schemas-microsoft-com:office:word" xmlns:w="http://schemas.openxmlformats.org/wordprocessingml/2006/main" xmlns:w14="http://schemas.microsoft.com/office/word/2010/wordml" xmlns:w15="http://schemas.microsoft.com/office/word/2012/wordml" xmlns:w16cex="http://schemas.microsoft.com/office/word/2018/wordml/cex" xmlns:w16cid="http://schemas.microsoft.com/office/word/2016/wordml/cid" xmlns:w16="http://schemas.microsoft.com/office/word/2018/wordml" xmlns:w16du="http://schemas.microsoft.com/office/word/2023/wordml/word16du" xmlns:w16sdtdh="http://schemas.microsoft.com/office/word/2020/wordml/sdtdatahash" xmlns:w16sdtfl="http://schemas.microsoft.com/office/word/2024/wordml/sdtformatlock" xmlns:w16se="http://schemas.microsoft.com/office/word/2015/wordml/symex" xmlns:wpg="http://schemas.microsoft.com/office/word/2010/wordprocessingGroup" xmlns:wpi="http://schemas.microsoft.com/office/word/2010/wordprocessingInk" xmlns:wne="http://schemas.microsoft.com/office/word/2006/wordml" xmlns:wps="http://schemas.microsoft.com/office/word/2010/wordprocessingShape" mc:Ignorable="w14 w15 w16se w16cid w16 w16cex w16sdtdh w16sdtfl w16du wp14">
-  <w:comment w:id="0" w:author="Alvaro Clemente Quijano Angarita" w:date="2026-06-16T14:14:00Z" w:initials="AQ">
+<w:comments xmlns:wpc="http://schemas.microsoft.com/office/word/2010/wordprocessingCanvas" xmlns:cx="http://schemas.microsoft.com/office/drawing/2014/chartex" xmlns:cx1="http://schemas.microsoft.com/office/drawing/2015/9/8/chartex" xmlns:cx2="http://schemas.microsoft.com/office/drawing/2015/10/21/chartex" xmlns:cx3="http://schemas.microsoft.com/office/drawing/2016/5/9/chartex" xmlns:cx4="http://schemas.microsoft.com/office/drawing/2016/5/10/chartex" xmlns:cx5="http://schemas.microsoft.com/office/drawing/2016/5/11/chartex" xmlns:cx6="http://schemas.microsoft.com/office/drawing/2016/5/12/chartex" xmlns:cx7="http://schemas.microsoft.com/office/drawing/2016/5/13/chartex" xmlns:cx8="http://schemas.microsoft.com/office/drawing/2016/5/14/chartex" xmlns:mc="http://schemas.openxmlformats.org/markup-compatibility/2006" xmlns:m="http://schemas.openxmlformats.org/officeDocument/2006/math" xmlns:aink="http://schemas.microsoft.com/office/drawing/2016/ink" xmlns:am3d="http://schemas.microsoft.com/office/drawing/2017/model3d" xmlns:oel="http://schemas.microsoft.com/office/2019/extlst" xmlns:r="http://schemas.openxmlformats.org/officeDocument/2006/relationships" xmlns:wp14="http://schemas.microsoft.com/office/word/2010/wordprocessingDrawing" xmlns:wp="http://schemas.openxmlformats.org/drawingml/2006/wordprocessingDrawing" xmlns:wpg="http://schemas.microsoft.com/office/word/2010/wordprocessingGroup" xmlns:wpi="http://schemas.microsoft.com/office/word/2010/wordprocessingInk" xmlns:wps="http://schemas.microsoft.com/office/word/2010/wordprocessingShape" xmlns:o="urn:schemas-microsoft-com:office:office" xmlns:v="urn:schemas-microsoft-com:vml" xmlns:w10="urn:schemas-microsoft-com:office:word" xmlns:w="http://schemas.openxmlformats.org/wordprocessingml/2006/main" xmlns:w14="http://schemas.microsoft.com/office/word/2010/wordml" xmlns:w15="http://schemas.microsoft.com/office/word/2012/wordml" xmlns:w16cex="http://schemas.microsoft.com/office/word/2018/wordml/cex" xmlns:w16cid="http://schemas.microsoft.com/office/word/2016/wordml/cid" xmlns:w16="http://schemas.microsoft.com/office/word/2018/wordml" xmlns:w16sdtdh="http://schemas.microsoft.com/office/word/2020/wordml/sdtdatahash" xmlns:w16sdtfl="http://schemas.microsoft.com/office/word/2024/wordml/sdtformatlock" xmlns:w16se="http://schemas.microsoft.com/office/word/2015/wordml/symex" xmlns:w16du="http://schemas.microsoft.com/office/word/2023/wordml/word16du" xmlns:wne="http://schemas.microsoft.com/office/word/2006/wordml" mc:Ignorable="w14 w15 w16se w16cid w16 w16cex w16sdtdh w16sdtfl w16du wp14">
+  <w:comment w:id="0" w:author="Alvaro Clemente Quijano Angarita" w:date="2026-06-18T07:42:00Z" w:initials="AQ">
     <w:p>
       <w:r>
         <w:rPr>
@@ -1423,7 +1393,25 @@
           <w:sz w:val="20"/>
           <w:szCs w:val="20"/>
         </w:rPr>
-        <w:t>I grouped these as the acculturation domain only includes the variable of years in the US.</w:t>
+        <w:t>            Raghunathan TE, Lepkowski JM, Van Hoewyk J, Solenberger P, others. A multivariate technique for multiply imputing missing values using a sequence of regression models. Surv Methodol. 2001;27(1):85-96.</w:t>
+      </w:r>
+    </w:p>
+    <w:p/>
+  </w:comment>
+  <w:comment w:id="1" w:author="Alvaro Clemente Quijano Angarita" w:date="2026-06-18T07:42:00Z" w:initials="AQ">
+    <w:p>
+      <w:r>
+        <w:rPr>
+          <w:rStyle w:val="CommentReference"/>
+        </w:rPr>
+        <w:annotationRef/>
+      </w:r>
+      <w:r>
+        <w:rPr>
+          <w:sz w:val="20"/>
+          <w:szCs w:val="20"/>
+        </w:rPr>
+        <w:t>Rubin DB. Multiple Imputation for Nonresponse in Surveys. John Wiley &amp; Sons; 1987. doi:10.1002/9780470316696</w:t>
       </w:r>
     </w:p>
   </w:comment>
@@ -1431,25 +1419,28 @@
 </file>
 
 <file path=word/commentsExtended.xml><?xml version="1.0" encoding="utf-8"?>
-<w15:commentsEx xmlns:wpc="http://schemas.microsoft.com/office/word/2010/wordprocessingCanvas" xmlns:cx="http://schemas.microsoft.com/office/drawing/2014/chartex" xmlns:cx1="http://schemas.microsoft.com/office/drawing/2015/9/8/chartex" xmlns:cx2="http://schemas.microsoft.com/office/drawing/2015/10/21/chartex" xmlns:cx3="http://schemas.microsoft.com/office/drawing/2016/5/9/chartex" xmlns:cx4="http://schemas.microsoft.com/office/drawing/2016/5/10/chartex" xmlns:cx5="http://schemas.microsoft.com/office/drawing/2016/5/11/chartex" xmlns:cx6="http://schemas.microsoft.com/office/drawing/2016/5/12/chartex" xmlns:cx7="http://schemas.microsoft.com/office/drawing/2016/5/13/chartex" xmlns:cx8="http://schemas.microsoft.com/office/drawing/2016/5/14/chartex" xmlns:mc="http://schemas.openxmlformats.org/markup-compatibility/2006" xmlns:aink="http://schemas.microsoft.com/office/drawing/2016/ink" xmlns:am3d="http://schemas.microsoft.com/office/drawing/2017/model3d" xmlns:o="urn:schemas-microsoft-com:office:office" xmlns:oel="http://schemas.microsoft.com/office/2019/extlst" xmlns:r="http://schemas.openxmlformats.org/officeDocument/2006/relationships" xmlns:m="http://schemas.openxmlformats.org/officeDocument/2006/math" xmlns:v="urn:schemas-microsoft-com:vml" xmlns:wp14="http://schemas.microsoft.com/office/word/2010/wordprocessingDrawing" xmlns:wp="http://schemas.openxmlformats.org/drawingml/2006/wordprocessingDrawing" xmlns:w10="urn:schemas-microsoft-com:office:word" xmlns:w="http://schemas.openxmlformats.org/wordprocessingml/2006/main" xmlns:w14="http://schemas.microsoft.com/office/word/2010/wordml" xmlns:w15="http://schemas.microsoft.com/office/word/2012/wordml" xmlns:w16cex="http://schemas.microsoft.com/office/word/2018/wordml/cex" xmlns:w16cid="http://schemas.microsoft.com/office/word/2016/wordml/cid" xmlns:w16="http://schemas.microsoft.com/office/word/2018/wordml" xmlns:w16du="http://schemas.microsoft.com/office/word/2023/wordml/word16du" xmlns:w16sdtdh="http://schemas.microsoft.com/office/word/2020/wordml/sdtdatahash" xmlns:w16sdtfl="http://schemas.microsoft.com/office/word/2024/wordml/sdtformatlock" xmlns:w16se="http://schemas.microsoft.com/office/word/2015/wordml/symex" xmlns:wpg="http://schemas.microsoft.com/office/word/2010/wordprocessingGroup" xmlns:wpi="http://schemas.microsoft.com/office/word/2010/wordprocessingInk" xmlns:wne="http://schemas.microsoft.com/office/word/2006/wordml" xmlns:wps="http://schemas.microsoft.com/office/word/2010/wordprocessingShape" mc:Ignorable="w14 w15 w16se w16cid w16 w16cex w16sdtdh w16sdtfl w16du wp14">
-  <w15:commentEx w15:paraId="05621985" w15:done="0"/>
+<w15:commentsEx xmlns:wpc="http://schemas.microsoft.com/office/word/2010/wordprocessingCanvas" xmlns:cx="http://schemas.microsoft.com/office/drawing/2014/chartex" xmlns:cx1="http://schemas.microsoft.com/office/drawing/2015/9/8/chartex" xmlns:cx2="http://schemas.microsoft.com/office/drawing/2015/10/21/chartex" xmlns:cx3="http://schemas.microsoft.com/office/drawing/2016/5/9/chartex" xmlns:cx4="http://schemas.microsoft.com/office/drawing/2016/5/10/chartex" xmlns:cx5="http://schemas.microsoft.com/office/drawing/2016/5/11/chartex" xmlns:cx6="http://schemas.microsoft.com/office/drawing/2016/5/12/chartex" xmlns:cx7="http://schemas.microsoft.com/office/drawing/2016/5/13/chartex" xmlns:cx8="http://schemas.microsoft.com/office/drawing/2016/5/14/chartex" xmlns:mc="http://schemas.openxmlformats.org/markup-compatibility/2006" xmlns:m="http://schemas.openxmlformats.org/officeDocument/2006/math" xmlns:aink="http://schemas.microsoft.com/office/drawing/2016/ink" xmlns:am3d="http://schemas.microsoft.com/office/drawing/2017/model3d" xmlns:oel="http://schemas.microsoft.com/office/2019/extlst" xmlns:r="http://schemas.openxmlformats.org/officeDocument/2006/relationships" xmlns:wp14="http://schemas.microsoft.com/office/word/2010/wordprocessingDrawing" xmlns:wp="http://schemas.openxmlformats.org/drawingml/2006/wordprocessingDrawing" xmlns:wpg="http://schemas.microsoft.com/office/word/2010/wordprocessingGroup" xmlns:wpi="http://schemas.microsoft.com/office/word/2010/wordprocessingInk" xmlns:wps="http://schemas.microsoft.com/office/word/2010/wordprocessingShape" xmlns:o="urn:schemas-microsoft-com:office:office" xmlns:v="urn:schemas-microsoft-com:vml" xmlns:w10="urn:schemas-microsoft-com:office:word" xmlns:w="http://schemas.openxmlformats.org/wordprocessingml/2006/main" xmlns:w14="http://schemas.microsoft.com/office/word/2010/wordml" xmlns:w15="http://schemas.microsoft.com/office/word/2012/wordml" xmlns:w16cex="http://schemas.microsoft.com/office/word/2018/wordml/cex" xmlns:w16cid="http://schemas.microsoft.com/office/word/2016/wordml/cid" xmlns:w16="http://schemas.microsoft.com/office/word/2018/wordml" xmlns:w16sdtdh="http://schemas.microsoft.com/office/word/2020/wordml/sdtdatahash" xmlns:w16sdtfl="http://schemas.microsoft.com/office/word/2024/wordml/sdtformatlock" xmlns:w16se="http://schemas.microsoft.com/office/word/2015/wordml/symex" xmlns:w16du="http://schemas.microsoft.com/office/word/2023/wordml/word16du" xmlns:wne="http://schemas.microsoft.com/office/word/2006/wordml" mc:Ignorable="w14 w15 w16se w16cid w16 w16cex w16sdtdh w16sdtfl w16du wp14">
+  <w15:commentEx w15:paraId="07A26CF7" w15:done="0"/>
+  <w15:commentEx w15:paraId="566B2FAF" w15:done="0"/>
 </w15:commentsEx>
 </file>
 
 <file path=word/commentsExtensible.xml><?xml version="1.0" encoding="utf-8"?>
-<w16cex:commentsExtensible xmlns:wpc="http://schemas.microsoft.com/office/word/2010/wordprocessingCanvas" xmlns:cx="http://schemas.microsoft.com/office/drawing/2014/chartex" xmlns:cx1="http://schemas.microsoft.com/office/drawing/2015/9/8/chartex" xmlns:cx2="http://schemas.microsoft.com/office/drawing/2015/10/21/chartex" xmlns:cx3="http://schemas.microsoft.com/office/drawing/2016/5/9/chartex" xmlns:cx4="http://schemas.microsoft.com/office/drawing/2016/5/10/chartex" xmlns:cx5="http://schemas.microsoft.com/office/drawing/2016/5/11/chartex" xmlns:cx6="http://schemas.microsoft.com/office/drawing/2016/5/12/chartex" xmlns:cx7="http://schemas.microsoft.com/office/drawing/2016/5/13/chartex" xmlns:cx8="http://schemas.microsoft.com/office/drawing/2016/5/14/chartex" xmlns:cr="http://schemas.microsoft.com/office/comments/2020/reactions" xmlns:mc="http://schemas.openxmlformats.org/markup-compatibility/2006" xmlns:aink="http://schemas.microsoft.com/office/drawing/2016/ink" xmlns:am3d="http://schemas.microsoft.com/office/drawing/2017/model3d" xmlns:o="urn:schemas-microsoft-com:office:office" xmlns:oel="http://schemas.microsoft.com/office/2019/extlst" xmlns:r="http://schemas.openxmlformats.org/officeDocument/2006/relationships" xmlns:m="http://schemas.openxmlformats.org/officeDocument/2006/math" xmlns:v="urn:schemas-microsoft-com:vml" xmlns:wp14="http://schemas.microsoft.com/office/word/2010/wordprocessingDrawing" xmlns:wp="http://schemas.openxmlformats.org/drawingml/2006/wordprocessingDrawing" xmlns:w10="urn:schemas-microsoft-com:office:word" xmlns:w="http://schemas.openxmlformats.org/wordprocessingml/2006/main" xmlns:w14="http://schemas.microsoft.com/office/word/2010/wordml" xmlns:w15="http://schemas.microsoft.com/office/word/2012/wordml" xmlns:w16cex="http://schemas.microsoft.com/office/word/2018/wordml/cex" xmlns:w16cid="http://schemas.microsoft.com/office/word/2016/wordml/cid" xmlns:w16="http://schemas.microsoft.com/office/word/2018/wordml" xmlns:w16du="http://schemas.microsoft.com/office/word/2023/wordml/word16du" xmlns:w16sdtdh="http://schemas.microsoft.com/office/word/2020/wordml/sdtdatahash" xmlns:w16sdtfl="http://schemas.microsoft.com/office/word/2024/wordml/sdtformatlock" xmlns:w16se="http://schemas.microsoft.com/office/word/2015/wordml/symex" xmlns:wpg="http://schemas.microsoft.com/office/word/2010/wordprocessingGroup" xmlns:wpi="http://schemas.microsoft.com/office/word/2010/wordprocessingInk" xmlns:wne="http://schemas.microsoft.com/office/word/2006/wordml" xmlns:wps="http://schemas.microsoft.com/office/word/2010/wordprocessingShape" mc:Ignorable="w14 w15 w16se w16cid w16 w16cex w16sdtdh w16sdtfl cr w16du wp14">
-  <w16cex:commentExtensible w16cex:durableId="7B6BAAD1" w16cex:dateUtc="2026-06-16T18:14:00Z"/>
+<w16cex:commentsExtensible xmlns:wpc="http://schemas.microsoft.com/office/word/2010/wordprocessingCanvas" xmlns:cx="http://schemas.microsoft.com/office/drawing/2014/chartex" xmlns:cx1="http://schemas.microsoft.com/office/drawing/2015/9/8/chartex" xmlns:cx2="http://schemas.microsoft.com/office/drawing/2015/10/21/chartex" xmlns:cx3="http://schemas.microsoft.com/office/drawing/2016/5/9/chartex" xmlns:cx4="http://schemas.microsoft.com/office/drawing/2016/5/10/chartex" xmlns:cx5="http://schemas.microsoft.com/office/drawing/2016/5/11/chartex" xmlns:cx6="http://schemas.microsoft.com/office/drawing/2016/5/12/chartex" xmlns:cx7="http://schemas.microsoft.com/office/drawing/2016/5/13/chartex" xmlns:cx8="http://schemas.microsoft.com/office/drawing/2016/5/14/chartex" xmlns:cr="http://schemas.microsoft.com/office/comments/2020/reactions" xmlns:mc="http://schemas.openxmlformats.org/markup-compatibility/2006" xmlns:m="http://schemas.openxmlformats.org/officeDocument/2006/math" xmlns:aink="http://schemas.microsoft.com/office/drawing/2016/ink" xmlns:am3d="http://schemas.microsoft.com/office/drawing/2017/model3d" xmlns:oel="http://schemas.microsoft.com/office/2019/extlst" xmlns:r="http://schemas.openxmlformats.org/officeDocument/2006/relationships" xmlns:wp14="http://schemas.microsoft.com/office/word/2010/wordprocessingDrawing" xmlns:wp="http://schemas.openxmlformats.org/drawingml/2006/wordprocessingDrawing" xmlns:wpg="http://schemas.microsoft.com/office/word/2010/wordprocessingGroup" xmlns:wpi="http://schemas.microsoft.com/office/word/2010/wordprocessingInk" xmlns:wps="http://schemas.microsoft.com/office/word/2010/wordprocessingShape" xmlns:o="urn:schemas-microsoft-com:office:office" xmlns:v="urn:schemas-microsoft-com:vml" xmlns:w10="urn:schemas-microsoft-com:office:word" xmlns:w="http://schemas.openxmlformats.org/wordprocessingml/2006/main" xmlns:w14="http://schemas.microsoft.com/office/word/2010/wordml" xmlns:w15="http://schemas.microsoft.com/office/word/2012/wordml" xmlns:w16cex="http://schemas.microsoft.com/office/word/2018/wordml/cex" xmlns:w16cid="http://schemas.microsoft.com/office/word/2016/wordml/cid" xmlns:w16="http://schemas.microsoft.com/office/word/2018/wordml" xmlns:w16sdtdh="http://schemas.microsoft.com/office/word/2020/wordml/sdtdatahash" xmlns:w16sdtfl="http://schemas.microsoft.com/office/word/2024/wordml/sdtformatlock" xmlns:w16se="http://schemas.microsoft.com/office/word/2015/wordml/symex" xmlns:w16du="http://schemas.microsoft.com/office/word/2023/wordml/word16du" xmlns:wne="http://schemas.microsoft.com/office/word/2006/wordml" mc:Ignorable="w14 w15 w16se w16cid w16 w16cex w16sdtdh w16sdtfl cr w16du wp14">
+  <w16cex:commentExtensible w16cex:durableId="0A073C51" w16cex:dateUtc="2026-06-18T11:42:00Z"/>
+  <w16cex:commentExtensible w16cex:durableId="376AFD86" w16cex:dateUtc="2026-06-18T11:42:00Z"/>
 </w16cex:commentsExtensible>
 </file>
 
 <file path=word/commentsIds.xml><?xml version="1.0" encoding="utf-8"?>
-<w16cid:commentsIds xmlns:wpc="http://schemas.microsoft.com/office/word/2010/wordprocessingCanvas" xmlns:cx="http://schemas.microsoft.com/office/drawing/2014/chartex" xmlns:cx1="http://schemas.microsoft.com/office/drawing/2015/9/8/chartex" xmlns:cx2="http://schemas.microsoft.com/office/drawing/2015/10/21/chartex" xmlns:cx3="http://schemas.microsoft.com/office/drawing/2016/5/9/chartex" xmlns:cx4="http://schemas.microsoft.com/office/drawing/2016/5/10/chartex" xmlns:cx5="http://schemas.microsoft.com/office/drawing/2016/5/11/chartex" xmlns:cx6="http://schemas.microsoft.com/office/drawing/2016/5/12/chartex" xmlns:cx7="http://schemas.microsoft.com/office/drawing/2016/5/13/chartex" xmlns:cx8="http://schemas.microsoft.com/office/drawing/2016/5/14/chartex" xmlns:mc="http://schemas.openxmlformats.org/markup-compatibility/2006" xmlns:aink="http://schemas.microsoft.com/office/drawing/2016/ink" xmlns:am3d="http://schemas.microsoft.com/office/drawing/2017/model3d" xmlns:o="urn:schemas-microsoft-com:office:office" xmlns:oel="http://schemas.microsoft.com/office/2019/extlst" xmlns:r="http://schemas.openxmlformats.org/officeDocument/2006/relationships" xmlns:m="http://schemas.openxmlformats.org/officeDocument/2006/math" xmlns:v="urn:schemas-microsoft-com:vml" xmlns:wp14="http://schemas.microsoft.com/office/word/2010/wordprocessingDrawing" xmlns:wp="http://schemas.openxmlformats.org/drawingml/2006/wordprocessingDrawing" xmlns:w10="urn:schemas-microsoft-com:office:word" xmlns:w="http://schemas.openxmlformats.org/wordprocessingml/2006/main" xmlns:w14="http://schemas.microsoft.com/office/word/2010/wordml" xmlns:w15="http://schemas.microsoft.com/office/word/2012/wordml" xmlns:w16cex="http://schemas.microsoft.com/office/word/2018/wordml/cex" xmlns:w16cid="http://schemas.microsoft.com/office/word/2016/wordml/cid" xmlns:w16="http://schemas.microsoft.com/office/word/2018/wordml" xmlns:w16du="http://schemas.microsoft.com/office/word/2023/wordml/word16du" xmlns:w16sdtdh="http://schemas.microsoft.com/office/word/2020/wordml/sdtdatahash" xmlns:w16sdtfl="http://schemas.microsoft.com/office/word/2024/wordml/sdtformatlock" xmlns:w16se="http://schemas.microsoft.com/office/word/2015/wordml/symex" xmlns:wpg="http://schemas.microsoft.com/office/word/2010/wordprocessingGroup" xmlns:wpi="http://schemas.microsoft.com/office/word/2010/wordprocessingInk" xmlns:wne="http://schemas.microsoft.com/office/word/2006/wordml" xmlns:wps="http://schemas.microsoft.com/office/word/2010/wordprocessingShape" mc:Ignorable="w14 w15 w16se w16cid w16 w16cex w16sdtdh w16sdtfl w16du wp14">
-  <w16cid:commentId w16cid:paraId="05621985" w16cid:durableId="7B6BAAD1"/>
+<w16cid:commentsIds xmlns:wpc="http://schemas.microsoft.com/office/word/2010/wordprocessingCanvas" xmlns:cx="http://schemas.microsoft.com/office/drawing/2014/chartex" xmlns:cx1="http://schemas.microsoft.com/office/drawing/2015/9/8/chartex" xmlns:cx2="http://schemas.microsoft.com/office/drawing/2015/10/21/chartex" xmlns:cx3="http://schemas.microsoft.com/office/drawing/2016/5/9/chartex" xmlns:cx4="http://schemas.microsoft.com/office/drawing/2016/5/10/chartex" xmlns:cx5="http://schemas.microsoft.com/office/drawing/2016/5/11/chartex" xmlns:cx6="http://schemas.microsoft.com/office/drawing/2016/5/12/chartex" xmlns:cx7="http://schemas.microsoft.com/office/drawing/2016/5/13/chartex" xmlns:cx8="http://schemas.microsoft.com/office/drawing/2016/5/14/chartex" xmlns:mc="http://schemas.openxmlformats.org/markup-compatibility/2006" xmlns:m="http://schemas.openxmlformats.org/officeDocument/2006/math" xmlns:aink="http://schemas.microsoft.com/office/drawing/2016/ink" xmlns:am3d="http://schemas.microsoft.com/office/drawing/2017/model3d" xmlns:oel="http://schemas.microsoft.com/office/2019/extlst" xmlns:r="http://schemas.openxmlformats.org/officeDocument/2006/relationships" xmlns:wp14="http://schemas.microsoft.com/office/word/2010/wordprocessingDrawing" xmlns:wp="http://schemas.openxmlformats.org/drawingml/2006/wordprocessingDrawing" xmlns:wpg="http://schemas.microsoft.com/office/word/2010/wordprocessingGroup" xmlns:wpi="http://schemas.microsoft.com/office/word/2010/wordprocessingInk" xmlns:wps="http://schemas.microsoft.com/office/word/2010/wordprocessingShape" xmlns:o="urn:schemas-microsoft-com:office:office" xmlns:v="urn:schemas-microsoft-com:vml" xmlns:w10="urn:schemas-microsoft-com:office:word" xmlns:w="http://schemas.openxmlformats.org/wordprocessingml/2006/main" xmlns:w14="http://schemas.microsoft.com/office/word/2010/wordml" xmlns:w15="http://schemas.microsoft.com/office/word/2012/wordml" xmlns:w16cex="http://schemas.microsoft.com/office/word/2018/wordml/cex" xmlns:w16cid="http://schemas.microsoft.com/office/word/2016/wordml/cid" xmlns:w16="http://schemas.microsoft.com/office/word/2018/wordml" xmlns:w16sdtdh="http://schemas.microsoft.com/office/word/2020/wordml/sdtdatahash" xmlns:w16sdtfl="http://schemas.microsoft.com/office/word/2024/wordml/sdtformatlock" xmlns:w16se="http://schemas.microsoft.com/office/word/2015/wordml/symex" xmlns:w16du="http://schemas.microsoft.com/office/word/2023/wordml/word16du" xmlns:wne="http://schemas.microsoft.com/office/word/2006/wordml" mc:Ignorable="w14 w15 w16se w16cid w16 w16cex w16sdtdh w16sdtfl w16du wp14">
+  <w16cid:commentId w16cid:paraId="07A26CF7" w16cid:durableId="0A073C51"/>
+  <w16cid:commentId w16cid:paraId="566B2FAF" w16cid:durableId="376AFD86"/>
 </w16cid:commentsIds>
 </file>
 
 <file path=word/people.xml><?xml version="1.0" encoding="utf-8"?>
-<w15:people xmlns:wpc="http://schemas.microsoft.com/office/word/2010/wordprocessingCanvas" xmlns:cx="http://schemas.microsoft.com/office/drawing/2014/chartex" xmlns:cx1="http://schemas.microsoft.com/office/drawing/2015/9/8/chartex" xmlns:cx2="http://schemas.microsoft.com/office/drawing/2015/10/21/chartex" xmlns:cx3="http://schemas.microsoft.com/office/drawing/2016/5/9/chartex" xmlns:cx4="http://schemas.microsoft.com/office/drawing/2016/5/10/chartex" xmlns:cx5="http://schemas.microsoft.com/office/drawing/2016/5/11/chartex" xmlns:cx6="http://schemas.microsoft.com/office/drawing/2016/5/12/chartex" xmlns:cx7="http://schemas.microsoft.com/office/drawing/2016/5/13/chartex" xmlns:cx8="http://schemas.microsoft.com/office/drawing/2016/5/14/chartex" xmlns:mc="http://schemas.openxmlformats.org/markup-compatibility/2006" xmlns:aink="http://schemas.microsoft.com/office/drawing/2016/ink" xmlns:am3d="http://schemas.microsoft.com/office/drawing/2017/model3d" xmlns:o="urn:schemas-microsoft-com:office:office" xmlns:oel="http://schemas.microsoft.com/office/2019/extlst" xmlns:r="http://schemas.openxmlformats.org/officeDocument/2006/relationships" xmlns:m="http://schemas.openxmlformats.org/officeDocument/2006/math" xmlns:v="urn:schemas-microsoft-com:vml" xmlns:wp14="http://schemas.microsoft.com/office/word/2010/wordprocessingDrawing" xmlns:wp="http://schemas.openxmlformats.org/drawingml/2006/wordprocessingDrawing" xmlns:w10="urn:schemas-microsoft-com:office:word" xmlns:w="http://schemas.openxmlformats.org/wordprocessingml/2006/main" xmlns:w14="http://schemas.microsoft.com/office/word/2010/wordml" xmlns:w15="http://schemas.microsoft.com/office/word/2012/wordml" xmlns:w16cex="http://schemas.microsoft.com/office/word/2018/wordml/cex" xmlns:w16cid="http://schemas.microsoft.com/office/word/2016/wordml/cid" xmlns:w16="http://schemas.microsoft.com/office/word/2018/wordml" xmlns:w16du="http://schemas.microsoft.com/office/word/2023/wordml/word16du" xmlns:w16sdtdh="http://schemas.microsoft.com/office/word/2020/wordml/sdtdatahash" xmlns:w16sdtfl="http://schemas.microsoft.com/office/word/2024/wordml/sdtformatlock" xmlns:w16se="http://schemas.microsoft.com/office/word/2015/wordml/symex" xmlns:wpg="http://schemas.microsoft.com/office/word/2010/wordprocessingGroup" xmlns:wpi="http://schemas.microsoft.com/office/word/2010/wordprocessingInk" xmlns:wne="http://schemas.microsoft.com/office/word/2006/wordml" xmlns:wps="http://schemas.microsoft.com/office/word/2010/wordprocessingShape" mc:Ignorable="w14 w15 w16se w16cid w16 w16cex w16sdtdh w16sdtfl w16du wp14">
+<w15:people xmlns:wpc="http://schemas.microsoft.com/office/word/2010/wordprocessingCanvas" xmlns:cx="http://schemas.microsoft.com/office/drawing/2014/chartex" xmlns:cx1="http://schemas.microsoft.com/office/drawing/2015/9/8/chartex" xmlns:cx2="http://schemas.microsoft.com/office/drawing/2015/10/21/chartex" xmlns:cx3="http://schemas.microsoft.com/office/drawing/2016/5/9/chartex" xmlns:cx4="http://schemas.microsoft.com/office/drawing/2016/5/10/chartex" xmlns:cx5="http://schemas.microsoft.com/office/drawing/2016/5/11/chartex" xmlns:cx6="http://schemas.microsoft.com/office/drawing/2016/5/12/chartex" xmlns:cx7="http://schemas.microsoft.com/office/drawing/2016/5/13/chartex" xmlns:cx8="http://schemas.microsoft.com/office/drawing/2016/5/14/chartex" xmlns:mc="http://schemas.openxmlformats.org/markup-compatibility/2006" xmlns:m="http://schemas.openxmlformats.org/officeDocument/2006/math" xmlns:aink="http://schemas.microsoft.com/office/drawing/2016/ink" xmlns:am3d="http://schemas.microsoft.com/office/drawing/2017/model3d" xmlns:oel="http://schemas.microsoft.com/office/2019/extlst" xmlns:r="http://schemas.openxmlformats.org/officeDocument/2006/relationships" xmlns:wp14="http://schemas.microsoft.com/office/word/2010/wordprocessingDrawing" xmlns:wp="http://schemas.openxmlformats.org/drawingml/2006/wordprocessingDrawing" xmlns:wpg="http://schemas.microsoft.com/office/word/2010/wordprocessingGroup" xmlns:wpi="http://schemas.microsoft.com/office/word/2010/wordprocessingInk" xmlns:wps="http://schemas.microsoft.com/office/word/2010/wordprocessingShape" xmlns:o="urn:schemas-microsoft-com:office:office" xmlns:v="urn:schemas-microsoft-com:vml" xmlns:w10="urn:schemas-microsoft-com:office:word" xmlns:w="http://schemas.openxmlformats.org/wordprocessingml/2006/main" xmlns:w14="http://schemas.microsoft.com/office/word/2010/wordml" xmlns:w15="http://schemas.microsoft.com/office/word/2012/wordml" xmlns:w16cex="http://schemas.microsoft.com/office/word/2018/wordml/cex" xmlns:w16cid="http://schemas.microsoft.com/office/word/2016/wordml/cid" xmlns:w16="http://schemas.microsoft.com/office/word/2018/wordml" xmlns:w16sdtdh="http://schemas.microsoft.com/office/word/2020/wordml/sdtdatahash" xmlns:w16sdtfl="http://schemas.microsoft.com/office/word/2024/wordml/sdtformatlock" xmlns:w16se="http://schemas.microsoft.com/office/word/2015/wordml/symex" xmlns:w16du="http://schemas.microsoft.com/office/word/2023/wordml/word16du" xmlns:wne="http://schemas.microsoft.com/office/word/2006/wordml" mc:Ignorable="w14 w15 w16se w16cid w16 w16cex w16sdtdh w16sdtfl w16du wp14">
   <w15:person w15:author="Alvaro Clemente Quijano Angarita">
     <w15:presenceInfo w15:providerId="AD" w15:userId="S::acquijanoa@dane.gov.co::4ee99dee-cc45-497c-8ae7-e249266ac0b1"/>
   </w15:person>
@@ -1457,7 +1448,7 @@
 </file>
 
 <file path=word/styles.xml><?xml version="1.0" encoding="utf-8"?>
-<w:styles xmlns:mc="http://schemas.openxmlformats.org/markup-compatibility/2006" xmlns:r="http://schemas.openxmlformats.org/officeDocument/2006/relationships" xmlns:w="http://schemas.openxmlformats.org/wordprocessingml/2006/main" xmlns:w14="http://schemas.microsoft.com/office/word/2010/wordml" xmlns:w15="http://schemas.microsoft.com/office/word/2012/wordml" xmlns:w16cex="http://schemas.microsoft.com/office/word/2018/wordml/cex" xmlns:w16cid="http://schemas.microsoft.com/office/word/2016/wordml/cid" xmlns:w16="http://schemas.microsoft.com/office/word/2018/wordml" xmlns:w16du="http://schemas.microsoft.com/office/word/2023/wordml/word16du" xmlns:w16sdtdh="http://schemas.microsoft.com/office/word/2020/wordml/sdtdatahash" xmlns:w16sdtfl="http://schemas.microsoft.com/office/word/2024/wordml/sdtformatlock" xmlns:w16se="http://schemas.microsoft.com/office/word/2015/wordml/symex" mc:Ignorable="w14 w15 w16se w16cid w16 w16cex w16sdtdh w16sdtfl w16du">
+<w:styles xmlns:mc="http://schemas.openxmlformats.org/markup-compatibility/2006" xmlns:r="http://schemas.openxmlformats.org/officeDocument/2006/relationships" xmlns:w="http://schemas.openxmlformats.org/wordprocessingml/2006/main" xmlns:w14="http://schemas.microsoft.com/office/word/2010/wordml" xmlns:w15="http://schemas.microsoft.com/office/word/2012/wordml" xmlns:w16cex="http://schemas.microsoft.com/office/word/2018/wordml/cex" xmlns:w16cid="http://schemas.microsoft.com/office/word/2016/wordml/cid" xmlns:w16="http://schemas.microsoft.com/office/word/2018/wordml" xmlns:w16sdtdh="http://schemas.microsoft.com/office/word/2020/wordml/sdtdatahash" xmlns:w16sdtfl="http://schemas.microsoft.com/office/word/2024/wordml/sdtformatlock" xmlns:w16se="http://schemas.microsoft.com/office/word/2015/wordml/symex" xmlns:w16du="http://schemas.microsoft.com/office/word/2023/wordml/word16du" mc:Ignorable="w14 w15 w16se w16cid w16 w16cex w16sdtdh w16sdtfl w16du">
   <w:docDefaults>
     <w:rPrDefault>
       <w:rPr>
